--- a/lab01/report/build/report.docx
+++ b/lab01/report/build/report.docx
@@ -3704,10 +3704,10 @@
         </w:tblCellMar>
       </w:tblPr>
       <w:tblGrid>
-        <w:gridCol w:w="1004"/>
-        <w:gridCol w:w="3470"/>
-        <w:gridCol w:w="1838"/>
-        <w:gridCol w:w="3043"/>
+        <w:gridCol w:w="1006"/>
+        <w:gridCol w:w="3684"/>
+        <w:gridCol w:w="1387"/>
+        <w:gridCol w:w="3278"/>
       </w:tblGrid>
       <w:tr>
         <w:trPr>
@@ -3715,7 +3715,7 @@
         </w:trPr>
         <w:tc>
           <w:tcPr>
-            <w:tcW w:w="1004" w:type="dxa"/>
+            <w:tcW w:w="1006" w:type="dxa"/>
             <w:shd w:val="clear" w:color="auto" w:fill="E8E8E8"/>
           </w:tcPr>
           <w:p>
@@ -3735,7 +3735,7 @@
         </w:tc>
         <w:tc>
           <w:tcPr>
-            <w:tcW w:w="3470" w:type="dxa"/>
+            <w:tcW w:w="3684" w:type="dxa"/>
             <w:shd w:val="clear" w:color="auto" w:fill="E8E8E8"/>
           </w:tcPr>
           <w:p>
@@ -3755,7 +3755,7 @@
         </w:tc>
         <w:tc>
           <w:tcPr>
-            <w:tcW w:w="1838" w:type="dxa"/>
+            <w:tcW w:w="1387" w:type="dxa"/>
             <w:shd w:val="clear" w:color="auto" w:fill="E8E8E8"/>
           </w:tcPr>
           <w:p>
@@ -3775,7 +3775,7 @@
         </w:tc>
         <w:tc>
           <w:tcPr>
-            <w:tcW w:w="3043" w:type="dxa"/>
+            <w:tcW w:w="3278" w:type="dxa"/>
             <w:shd w:val="clear" w:color="auto" w:fill="E8E8E8"/>
           </w:tcPr>
           <w:p>
@@ -3797,7 +3797,7 @@
       <w:tr>
         <w:tc>
           <w:tcPr>
-            <w:tcW w:w="1004" w:type="dxa"/>
+            <w:tcW w:w="1006" w:type="dxa"/>
           </w:tcPr>
           <w:p>
             <w:pPr>
@@ -3814,7 +3814,7 @@
         </w:tc>
         <w:tc>
           <w:tcPr>
-            <w:tcW w:w="3470" w:type="dxa"/>
+            <w:tcW w:w="3684" w:type="dxa"/>
           </w:tcPr>
           <w:p>
             <w:pPr>
@@ -3831,7 +3831,7 @@
         </w:tc>
         <w:tc>
           <w:tcPr>
-            <w:tcW w:w="1838" w:type="dxa"/>
+            <w:tcW w:w="1387" w:type="dxa"/>
           </w:tcPr>
           <w:p>
             <w:pPr>
@@ -3848,7 +3848,7 @@
         </w:tc>
         <w:tc>
           <w:tcPr>
-            <w:tcW w:w="3043" w:type="dxa"/>
+            <w:tcW w:w="3278" w:type="dxa"/>
           </w:tcPr>
           <w:p>
             <w:pPr>
@@ -3873,7 +3873,7 @@
       <w:tr>
         <w:tc>
           <w:tcPr>
-            <w:tcW w:w="1004" w:type="dxa"/>
+            <w:tcW w:w="1006" w:type="dxa"/>
           </w:tcPr>
           <w:p>
             <w:pPr>
@@ -3890,7 +3890,7 @@
         </w:tc>
         <w:tc>
           <w:tcPr>
-            <w:tcW w:w="3470" w:type="dxa"/>
+            <w:tcW w:w="3684" w:type="dxa"/>
           </w:tcPr>
           <w:p>
             <w:pPr>
@@ -3907,7 +3907,7 @@
         </w:tc>
         <w:tc>
           <w:tcPr>
-            <w:tcW w:w="1838" w:type="dxa"/>
+            <w:tcW w:w="1387" w:type="dxa"/>
           </w:tcPr>
           <w:p>
             <w:pPr>
@@ -3924,7 +3924,7 @@
         </w:tc>
         <w:tc>
           <w:tcPr>
-            <w:tcW w:w="3043" w:type="dxa"/>
+            <w:tcW w:w="3278" w:type="dxa"/>
           </w:tcPr>
           <w:p>
             <w:pPr>
@@ -3943,7 +3943,7 @@
       <w:tr>
         <w:tc>
           <w:tcPr>
-            <w:tcW w:w="1004" w:type="dxa"/>
+            <w:tcW w:w="1006" w:type="dxa"/>
           </w:tcPr>
           <w:p>
             <w:pPr>
@@ -3960,7 +3960,7 @@
         </w:tc>
         <w:tc>
           <w:tcPr>
-            <w:tcW w:w="3470" w:type="dxa"/>
+            <w:tcW w:w="3684" w:type="dxa"/>
           </w:tcPr>
           <w:p>
             <w:pPr>
@@ -3977,7 +3977,7 @@
         </w:tc>
         <w:tc>
           <w:tcPr>
-            <w:tcW w:w="1838" w:type="dxa"/>
+            <w:tcW w:w="1387" w:type="dxa"/>
           </w:tcPr>
           <w:p>
             <w:pPr>
@@ -3994,7 +3994,7 @@
         </w:tc>
         <w:tc>
           <w:tcPr>
-            <w:tcW w:w="3043" w:type="dxa"/>
+            <w:tcW w:w="3278" w:type="dxa"/>
           </w:tcPr>
           <w:p>
             <w:pPr>
@@ -4025,7 +4025,7 @@
       <w:tr>
         <w:tc>
           <w:tcPr>
-            <w:tcW w:w="1004" w:type="dxa"/>
+            <w:tcW w:w="1006" w:type="dxa"/>
           </w:tcPr>
           <w:p>
             <w:pPr>
@@ -4042,7 +4042,7 @@
         </w:tc>
         <w:tc>
           <w:tcPr>
-            <w:tcW w:w="3470" w:type="dxa"/>
+            <w:tcW w:w="3684" w:type="dxa"/>
           </w:tcPr>
           <w:p>
             <w:pPr>
@@ -4065,7 +4065,7 @@
         </w:tc>
         <w:tc>
           <w:tcPr>
-            <w:tcW w:w="1838" w:type="dxa"/>
+            <w:tcW w:w="1387" w:type="dxa"/>
           </w:tcPr>
           <w:p>
             <w:pPr>
@@ -4082,7 +4082,7 @@
         </w:tc>
         <w:tc>
           <w:tcPr>
-            <w:tcW w:w="3043" w:type="dxa"/>
+            <w:tcW w:w="3278" w:type="dxa"/>
           </w:tcPr>
           <w:p>
             <w:pPr>
@@ -4107,7 +4107,7 @@
       <w:tr>
         <w:tc>
           <w:tcPr>
-            <w:tcW w:w="1004" w:type="dxa"/>
+            <w:tcW w:w="1006" w:type="dxa"/>
           </w:tcPr>
           <w:p>
             <w:pPr>
@@ -4124,7 +4124,7 @@
         </w:tc>
         <w:tc>
           <w:tcPr>
-            <w:tcW w:w="3470" w:type="dxa"/>
+            <w:tcW w:w="3684" w:type="dxa"/>
           </w:tcPr>
           <w:p>
             <w:pPr>
@@ -4141,55 +4141,49 @@
         </w:tc>
         <w:tc>
           <w:tcPr>
-            <w:tcW w:w="1838" w:type="dxa"/>
-          </w:tcPr>
-          <w:p>
-            <w:pPr>
-              <w:pStyle w:val="TableText"/>
-              <w:jc w:val="left"/>
-            </w:pPr>
-            <w:r>
-              <w:rPr>
-                <w:rFonts w:ascii="Times New Roman" w:hAnsi="Times New Roman" w:eastAsia="Times New Roman" w:cs="Times New Roman"/>
-              </w:rPr>
-              <w:t xml:space="preserve">требует </w:t>
-            </w:r>
-            <w:r>
-              <w:rPr>
-                <w:rFonts w:ascii="Courier New" w:hAnsi="Courier New" w:eastAsia="Courier New" w:cs="Courier New"/>
-              </w:rPr>
-              <w:t xml:space="preserve">npm install</w:t>
-            </w:r>
-          </w:p>
-        </w:tc>
-        <w:tc>
-          <w:tcPr>
-            <w:tcW w:w="3043" w:type="dxa"/>
-          </w:tcPr>
-          <w:p>
-            <w:pPr>
-              <w:pStyle w:val="TableText"/>
-              <w:jc w:val="left"/>
-            </w:pPr>
-            <w:r>
-              <w:rPr>
-                <w:rFonts w:ascii="Times New Roman" w:hAnsi="Times New Roman" w:eastAsia="Times New Roman" w:cs="Times New Roman"/>
-              </w:rPr>
-              <w:t xml:space="preserve">тест использует </w:t>
-            </w:r>
-            <w:r>
-              <w:rPr>
-                <w:rFonts w:ascii="Courier New" w:hAnsi="Courier New" w:eastAsia="Courier New" w:cs="Courier New"/>
-              </w:rPr>
-              <w:t xml:space="preserve">jsdom</w:t>
-            </w:r>
-          </w:p>
-        </w:tc>
-      </w:tr>
-      <w:tr>
-        <w:tc>
-          <w:tcPr>
-            <w:tcW w:w="1004" w:type="dxa"/>
+            <w:tcW w:w="1387" w:type="dxa"/>
+          </w:tcPr>
+          <w:p>
+            <w:pPr>
+              <w:pStyle w:val="TableText"/>
+              <w:jc w:val="left"/>
+            </w:pPr>
+            <w:r>
+              <w:rPr>
+                <w:rFonts w:ascii="Times New Roman" w:hAnsi="Times New Roman" w:eastAsia="Times New Roman" w:cs="Times New Roman"/>
+              </w:rPr>
+              <w:t xml:space="preserve">выполнено</w:t>
+            </w:r>
+          </w:p>
+        </w:tc>
+        <w:tc>
+          <w:tcPr>
+            <w:tcW w:w="3278" w:type="dxa"/>
+          </w:tcPr>
+          <w:p>
+            <w:pPr>
+              <w:pStyle w:val="TableText"/>
+              <w:jc w:val="left"/>
+            </w:pPr>
+            <w:r>
+              <w:rPr>
+                <w:rFonts w:ascii="Courier New" w:hAnsi="Courier New" w:eastAsia="Courier New" w:cs="Courier New"/>
+              </w:rPr>
+              <w:t xml:space="preserve">npm run test:ui</w:t>
+            </w:r>
+            <w:r>
+              <w:rPr>
+                <w:rFonts w:ascii="Times New Roman" w:hAnsi="Times New Roman" w:eastAsia="Times New Roman" w:cs="Times New Roman"/>
+              </w:rPr>
+              <w:t xml:space="preserve"> — 16 проверок из 16</w:t>
+            </w:r>
+          </w:p>
+        </w:tc>
+      </w:tr>
+      <w:tr>
+        <w:tc>
+          <w:tcPr>
+            <w:tcW w:w="1006" w:type="dxa"/>
           </w:tcPr>
           <w:p>
             <w:pPr>
@@ -4206,7 +4200,7 @@
         </w:tc>
         <w:tc>
           <w:tcPr>
-            <w:tcW w:w="3470" w:type="dxa"/>
+            <w:tcW w:w="3684" w:type="dxa"/>
           </w:tcPr>
           <w:p>
             <w:pPr>
@@ -4223,7 +4217,7 @@
         </w:tc>
         <w:tc>
           <w:tcPr>
-            <w:tcW w:w="1838" w:type="dxa"/>
+            <w:tcW w:w="1387" w:type="dxa"/>
           </w:tcPr>
           <w:p>
             <w:pPr>
@@ -4240,7 +4234,7 @@
         </w:tc>
         <w:tc>
           <w:tcPr>
-            <w:tcW w:w="3043" w:type="dxa"/>
+            <w:tcW w:w="3278" w:type="dxa"/>
           </w:tcPr>
           <w:p>
             <w:pPr>
@@ -4259,7 +4253,7 @@
       <w:tr>
         <w:tc>
           <w:tcPr>
-            <w:tcW w:w="1004" w:type="dxa"/>
+            <w:tcW w:w="1006" w:type="dxa"/>
           </w:tcPr>
           <w:p>
             <w:pPr>
@@ -4276,7 +4270,7 @@
         </w:tc>
         <w:tc>
           <w:tcPr>
-            <w:tcW w:w="3470" w:type="dxa"/>
+            <w:tcW w:w="3684" w:type="dxa"/>
           </w:tcPr>
           <w:p>
             <w:pPr>
@@ -4293,7 +4287,7 @@
         </w:tc>
         <w:tc>
           <w:tcPr>
-            <w:tcW w:w="1838" w:type="dxa"/>
+            <w:tcW w:w="1387" w:type="dxa"/>
           </w:tcPr>
           <w:p>
             <w:pPr>
@@ -4310,7 +4304,7 @@
         </w:tc>
         <w:tc>
           <w:tcPr>
-            <w:tcW w:w="3043" w:type="dxa"/>
+            <w:tcW w:w="3278" w:type="dxa"/>
           </w:tcPr>
           <w:p>
             <w:pPr>
@@ -4341,7 +4335,7 @@
       <w:tr>
         <w:tc>
           <w:tcPr>
-            <w:tcW w:w="1004" w:type="dxa"/>
+            <w:tcW w:w="1006" w:type="dxa"/>
           </w:tcPr>
           <w:p>
             <w:pPr>
@@ -4358,7 +4352,7 @@
         </w:tc>
         <w:tc>
           <w:tcPr>
-            <w:tcW w:w="3470" w:type="dxa"/>
+            <w:tcW w:w="3684" w:type="dxa"/>
           </w:tcPr>
           <w:p>
             <w:pPr>
@@ -4375,7 +4369,7 @@
         </w:tc>
         <w:tc>
           <w:tcPr>
-            <w:tcW w:w="1838" w:type="dxa"/>
+            <w:tcW w:w="1387" w:type="dxa"/>
           </w:tcPr>
           <w:p>
             <w:pPr>
@@ -4392,7 +4386,7 @@
         </w:tc>
         <w:tc>
           <w:tcPr>
-            <w:tcW w:w="3043" w:type="dxa"/>
+            <w:tcW w:w="3278" w:type="dxa"/>
           </w:tcPr>
           <w:p>
             <w:pPr>
@@ -4423,7 +4417,7 @@
       <w:tr>
         <w:tc>
           <w:tcPr>
-            <w:tcW w:w="1004" w:type="dxa"/>
+            <w:tcW w:w="1006" w:type="dxa"/>
           </w:tcPr>
           <w:p>
             <w:pPr>
@@ -4440,7 +4434,7 @@
         </w:tc>
         <w:tc>
           <w:tcPr>
-            <w:tcW w:w="3470" w:type="dxa"/>
+            <w:tcW w:w="3684" w:type="dxa"/>
           </w:tcPr>
           <w:p>
             <w:pPr>
@@ -4457,7 +4451,7 @@
         </w:tc>
         <w:tc>
           <w:tcPr>
-            <w:tcW w:w="1838" w:type="dxa"/>
+            <w:tcW w:w="1387" w:type="dxa"/>
           </w:tcPr>
           <w:p>
             <w:pPr>
@@ -4474,7 +4468,7 @@
         </w:tc>
         <w:tc>
           <w:tcPr>
-            <w:tcW w:w="3043" w:type="dxa"/>
+            <w:tcW w:w="3278" w:type="dxa"/>
           </w:tcPr>
           <w:p>
             <w:pPr>
@@ -4499,7 +4493,7 @@
       <w:tr>
         <w:tc>
           <w:tcPr>
-            <w:tcW w:w="1004" w:type="dxa"/>
+            <w:tcW w:w="1006" w:type="dxa"/>
           </w:tcPr>
           <w:p>
             <w:pPr>
@@ -4516,7 +4510,7 @@
         </w:tc>
         <w:tc>
           <w:tcPr>
-            <w:tcW w:w="3470" w:type="dxa"/>
+            <w:tcW w:w="3684" w:type="dxa"/>
           </w:tcPr>
           <w:p>
             <w:pPr>
@@ -4533,7 +4527,7 @@
         </w:tc>
         <w:tc>
           <w:tcPr>
-            <w:tcW w:w="1838" w:type="dxa"/>
+            <w:tcW w:w="1387" w:type="dxa"/>
           </w:tcPr>
           <w:p>
             <w:pPr>
@@ -4550,7 +4544,7 @@
         </w:tc>
         <w:tc>
           <w:tcPr>
-            <w:tcW w:w="3043" w:type="dxa"/>
+            <w:tcW w:w="3278" w:type="dxa"/>
           </w:tcPr>
           <w:p>
             <w:pPr>
@@ -16777,9 +16771,9 @@
         </w:tblCellMar>
       </w:tblPr>
       <w:tblGrid>
-        <w:gridCol w:w="2983"/>
-        <w:gridCol w:w="3286"/>
-        <w:gridCol w:w="3086"/>
+        <w:gridCol w:w="3184"/>
+        <w:gridCol w:w="3465"/>
+        <w:gridCol w:w="2706"/>
       </w:tblGrid>
       <w:tr>
         <w:trPr>
@@ -16787,7 +16781,7 @@
         </w:trPr>
         <w:tc>
           <w:tcPr>
-            <w:tcW w:w="2983" w:type="dxa"/>
+            <w:tcW w:w="3184" w:type="dxa"/>
             <w:shd w:val="clear" w:color="auto" w:fill="E8E8E8"/>
           </w:tcPr>
           <w:p>
@@ -16807,7 +16801,7 @@
         </w:tc>
         <w:tc>
           <w:tcPr>
-            <w:tcW w:w="3286" w:type="dxa"/>
+            <w:tcW w:w="3465" w:type="dxa"/>
             <w:shd w:val="clear" w:color="auto" w:fill="E8E8E8"/>
           </w:tcPr>
           <w:p>
@@ -16827,7 +16821,7 @@
         </w:tc>
         <w:tc>
           <w:tcPr>
-            <w:tcW w:w="3086" w:type="dxa"/>
+            <w:tcW w:w="2706" w:type="dxa"/>
             <w:shd w:val="clear" w:color="auto" w:fill="E8E8E8"/>
           </w:tcPr>
           <w:p>
@@ -16849,7 +16843,7 @@
       <w:tr>
         <w:tc>
           <w:tcPr>
-            <w:tcW w:w="2983" w:type="dxa"/>
+            <w:tcW w:w="3184" w:type="dxa"/>
           </w:tcPr>
           <w:p>
             <w:pPr>
@@ -16866,7 +16860,7 @@
         </w:tc>
         <w:tc>
           <w:tcPr>
-            <w:tcW w:w="3286" w:type="dxa"/>
+            <w:tcW w:w="3465" w:type="dxa"/>
           </w:tcPr>
           <w:p>
             <w:pPr>
@@ -16883,7 +16877,7 @@
         </w:tc>
         <w:tc>
           <w:tcPr>
-            <w:tcW w:w="3086" w:type="dxa"/>
+            <w:tcW w:w="2706" w:type="dxa"/>
           </w:tcPr>
           <w:p>
             <w:pPr>
@@ -16902,7 +16896,7 @@
       <w:tr>
         <w:tc>
           <w:tcPr>
-            <w:tcW w:w="2983" w:type="dxa"/>
+            <w:tcW w:w="3184" w:type="dxa"/>
           </w:tcPr>
           <w:p>
             <w:pPr>
@@ -17027,7 +17021,7 @@
         </w:tc>
         <w:tc>
           <w:tcPr>
-            <w:tcW w:w="3286" w:type="dxa"/>
+            <w:tcW w:w="3465" w:type="dxa"/>
           </w:tcPr>
           <w:p>
             <w:pPr>
@@ -17044,7 +17038,7 @@
         </w:tc>
         <w:tc>
           <w:tcPr>
-            <w:tcW w:w="3086" w:type="dxa"/>
+            <w:tcW w:w="2706" w:type="dxa"/>
           </w:tcPr>
           <w:p>
             <w:pPr>
@@ -17063,7 +17057,7 @@
       <w:tr>
         <w:tc>
           <w:tcPr>
-            <w:tcW w:w="2983" w:type="dxa"/>
+            <w:tcW w:w="3184" w:type="dxa"/>
           </w:tcPr>
           <w:p>
             <w:pPr>
@@ -17080,43 +17074,43 @@
         </w:tc>
         <w:tc>
           <w:tcPr>
-            <w:tcW w:w="3286" w:type="dxa"/>
-          </w:tcPr>
-          <w:p>
-            <w:pPr>
-              <w:pStyle w:val="TableText"/>
-              <w:jc w:val="left"/>
-            </w:pPr>
-            <w:r>
-              <w:rPr>
-                <w:rFonts w:ascii="Courier New" w:hAnsi="Courier New" w:eastAsia="Courier New" w:cs="Courier New"/>
-              </w:rPr>
-              <w:t xml:space="preserve">npm install &amp;&amp; npm run test:ui</w:t>
-            </w:r>
-          </w:p>
-        </w:tc>
-        <w:tc>
-          <w:tcPr>
-            <w:tcW w:w="3086" w:type="dxa"/>
-          </w:tcPr>
-          <w:p>
-            <w:pPr>
-              <w:pStyle w:val="TableText"/>
-              <w:jc w:val="left"/>
-            </w:pPr>
-            <w:r>
-              <w:rPr>
-                <w:rFonts w:ascii="Times New Roman" w:hAnsi="Times New Roman" w:eastAsia="Times New Roman" w:cs="Times New Roman"/>
-              </w:rPr>
-              <w:t xml:space="preserve">16 проверок; требует npm-зависимостей, сервер от них не зависит</w:t>
-            </w:r>
-          </w:p>
-        </w:tc>
-      </w:tr>
-      <w:tr>
-        <w:tc>
-          <w:tcPr>
-            <w:tcW w:w="2983" w:type="dxa"/>
+            <w:tcW w:w="3465" w:type="dxa"/>
+          </w:tcPr>
+          <w:p>
+            <w:pPr>
+              <w:pStyle w:val="TableText"/>
+              <w:jc w:val="left"/>
+            </w:pPr>
+            <w:r>
+              <w:rPr>
+                <w:rFonts w:ascii="Courier New" w:hAnsi="Courier New" w:eastAsia="Courier New" w:cs="Courier New"/>
+              </w:rPr>
+              <w:t xml:space="preserve">npm run test:ui</w:t>
+            </w:r>
+          </w:p>
+        </w:tc>
+        <w:tc>
+          <w:tcPr>
+            <w:tcW w:w="2706" w:type="dxa"/>
+          </w:tcPr>
+          <w:p>
+            <w:pPr>
+              <w:pStyle w:val="TableText"/>
+              <w:jc w:val="left"/>
+            </w:pPr>
+            <w:r>
+              <w:rPr>
+                <w:rFonts w:ascii="Times New Roman" w:hAnsi="Times New Roman" w:eastAsia="Times New Roman" w:cs="Times New Roman"/>
+              </w:rPr>
+              <w:t xml:space="preserve">16 проверок из 16 пройдено</w:t>
+            </w:r>
+          </w:p>
+        </w:tc>
+      </w:tr>
+      <w:tr>
+        <w:tc>
+          <w:tcPr>
+            <w:tcW w:w="3184" w:type="dxa"/>
           </w:tcPr>
           <w:p>
             <w:pPr>
@@ -17133,7 +17127,7 @@
         </w:tc>
         <w:tc>
           <w:tcPr>
-            <w:tcW w:w="3286" w:type="dxa"/>
+            <w:tcW w:w="3465" w:type="dxa"/>
           </w:tcPr>
           <w:p>
             <w:pPr>
@@ -17150,7 +17144,7 @@
         </w:tc>
         <w:tc>
           <w:tcPr>
-            <w:tcW w:w="3086" w:type="dxa"/>
+            <w:tcW w:w="2706" w:type="dxa"/>
           </w:tcPr>
           <w:p>
             <w:pPr>
@@ -17169,7 +17163,7 @@
       <w:tr>
         <w:tc>
           <w:tcPr>
-            <w:tcW w:w="2983" w:type="dxa"/>
+            <w:tcW w:w="3184" w:type="dxa"/>
           </w:tcPr>
           <w:p>
             <w:pPr>
@@ -17186,7 +17180,7 @@
         </w:tc>
         <w:tc>
           <w:tcPr>
-            <w:tcW w:w="3286" w:type="dxa"/>
+            <w:tcW w:w="3465" w:type="dxa"/>
           </w:tcPr>
           <w:p>
             <w:pPr>
@@ -17209,7 +17203,7 @@
         </w:tc>
         <w:tc>
           <w:tcPr>
-            <w:tcW w:w="3086" w:type="dxa"/>
+            <w:tcW w:w="2706" w:type="dxa"/>
           </w:tcPr>
           <w:p>
             <w:pPr>
@@ -17228,7 +17222,7 @@
       <w:tr>
         <w:tc>
           <w:tcPr>
-            <w:tcW w:w="2983" w:type="dxa"/>
+            <w:tcW w:w="3184" w:type="dxa"/>
           </w:tcPr>
           <w:p>
             <w:pPr>
@@ -17245,7 +17239,7 @@
         </w:tc>
         <w:tc>
           <w:tcPr>
-            <w:tcW w:w="3286" w:type="dxa"/>
+            <w:tcW w:w="3465" w:type="dxa"/>
           </w:tcPr>
           <w:p>
             <w:pPr>
@@ -17280,7 +17274,7 @@
         </w:tc>
         <w:tc>
           <w:tcPr>
-            <w:tcW w:w="3086" w:type="dxa"/>
+            <w:tcW w:w="2706" w:type="dxa"/>
           </w:tcPr>
           <w:p>
             <w:pPr>
@@ -19933,7 +19927,7 @@
         <w:rPr>
           <w:rFonts w:ascii="Times New Roman" w:hAnsi="Times New Roman" w:eastAsia="Times New Roman" w:cs="Times New Roman"/>
         </w:rPr>
-        <w:t xml:space="preserve">, обработка нажатий кнопок форм, запуск в локальной сети, демонстрация в браузере ПК и в браузере мобильного устройства под управлением Аврора.</w:t>
+        <w:t xml:space="preserve">, обработка нажатий кнопок форм, запуск в локальной сети, демонстрация в браузере ПК и в браузере мобильного устройства под управлением Аврора. Smoke-тест интерфейса подтверждает это программно: 16 проверок из 16 (формы, кнопки, графики на canvas, автообновление панели).</w:t>
       </w:r>
     </w:p>
     <w:p>
@@ -20130,8 +20124,8 @@
         </w:tblCellMar>
       </w:tblPr>
       <w:tblGrid>
-        <w:gridCol w:w="4026"/>
-        <w:gridCol w:w="5329"/>
+        <w:gridCol w:w="3873"/>
+        <w:gridCol w:w="5482"/>
       </w:tblGrid>
       <w:tr>
         <w:trPr>
@@ -20139,7 +20133,7 @@
         </w:trPr>
         <w:tc>
           <w:tcPr>
-            <w:tcW w:w="4026" w:type="dxa"/>
+            <w:tcW w:w="3873" w:type="dxa"/>
             <w:shd w:val="clear" w:color="auto" w:fill="E8E8E8"/>
           </w:tcPr>
           <w:p>
@@ -20159,7 +20153,7 @@
         </w:tc>
         <w:tc>
           <w:tcPr>
-            <w:tcW w:w="5329" w:type="dxa"/>
+            <w:tcW w:w="5482" w:type="dxa"/>
             <w:shd w:val="clear" w:color="auto" w:fill="E8E8E8"/>
           </w:tcPr>
           <w:p>
@@ -20181,7 +20175,7 @@
       <w:tr>
         <w:tc>
           <w:tcPr>
-            <w:tcW w:w="4026" w:type="dxa"/>
+            <w:tcW w:w="3873" w:type="dxa"/>
           </w:tcPr>
           <w:p>
             <w:pPr>
@@ -20198,7 +20192,7 @@
         </w:tc>
         <w:tc>
           <w:tcPr>
-            <w:tcW w:w="5329" w:type="dxa"/>
+            <w:tcW w:w="5482" w:type="dxa"/>
           </w:tcPr>
           <w:p>
             <w:pPr>
@@ -20217,7 +20211,7 @@
       <w:tr>
         <w:tc>
           <w:tcPr>
-            <w:tcW w:w="4026" w:type="dxa"/>
+            <w:tcW w:w="3873" w:type="dxa"/>
           </w:tcPr>
           <w:p>
             <w:pPr>
@@ -20234,7 +20228,7 @@
         </w:tc>
         <w:tc>
           <w:tcPr>
-            <w:tcW w:w="5329" w:type="dxa"/>
+            <w:tcW w:w="5482" w:type="dxa"/>
           </w:tcPr>
           <w:p>
             <w:pPr>
@@ -20253,7 +20247,7 @@
       <w:tr>
         <w:tc>
           <w:tcPr>
-            <w:tcW w:w="4026" w:type="dxa"/>
+            <w:tcW w:w="3873" w:type="dxa"/>
           </w:tcPr>
           <w:p>
             <w:pPr>
@@ -20270,7 +20264,7 @@
         </w:tc>
         <w:tc>
           <w:tcPr>
-            <w:tcW w:w="5329" w:type="dxa"/>
+            <w:tcW w:w="5482" w:type="dxa"/>
           </w:tcPr>
           <w:p>
             <w:pPr>
@@ -20289,7 +20283,7 @@
       <w:tr>
         <w:tc>
           <w:tcPr>
-            <w:tcW w:w="4026" w:type="dxa"/>
+            <w:tcW w:w="3873" w:type="dxa"/>
           </w:tcPr>
           <w:p>
             <w:pPr>
@@ -20306,7 +20300,7 @@
         </w:tc>
         <w:tc>
           <w:tcPr>
-            <w:tcW w:w="5329" w:type="dxa"/>
+            <w:tcW w:w="5482" w:type="dxa"/>
           </w:tcPr>
           <w:p>
             <w:pPr>
@@ -20325,55 +20319,43 @@
       <w:tr>
         <w:tc>
           <w:tcPr>
-            <w:tcW w:w="4026" w:type="dxa"/>
-          </w:tcPr>
-          <w:p>
-            <w:pPr>
-              <w:pStyle w:val="TableText"/>
-              <w:jc w:val="left"/>
-            </w:pPr>
-            <w:r>
-              <w:rPr>
-                <w:rFonts w:ascii="Times New Roman" w:hAnsi="Times New Roman" w:eastAsia="Times New Roman" w:cs="Times New Roman"/>
-              </w:rPr>
-              <w:t xml:space="preserve">Проверить интерфейс (нужен </w:t>
-            </w:r>
-            <w:r>
-              <w:rPr>
-                <w:rFonts w:ascii="Courier New" w:hAnsi="Courier New" w:eastAsia="Courier New" w:cs="Courier New"/>
-              </w:rPr>
-              <w:t xml:space="preserve">npm install</w:t>
-            </w:r>
-            <w:r>
-              <w:rPr>
-                <w:rFonts w:ascii="Times New Roman" w:hAnsi="Times New Roman" w:eastAsia="Times New Roman" w:cs="Times New Roman"/>
-              </w:rPr>
-              <w:t xml:space="preserve">)</w:t>
-            </w:r>
-          </w:p>
-        </w:tc>
-        <w:tc>
-          <w:tcPr>
-            <w:tcW w:w="5329" w:type="dxa"/>
-          </w:tcPr>
-          <w:p>
-            <w:pPr>
-              <w:pStyle w:val="TableText"/>
-              <w:jc w:val="left"/>
-            </w:pPr>
-            <w:r>
-              <w:rPr>
-                <w:rFonts w:ascii="Courier New" w:hAnsi="Courier New" w:eastAsia="Courier New" w:cs="Courier New"/>
-              </w:rPr>
-              <w:t xml:space="preserve">cd lab01/​stat-server &amp;&amp; npm run test:ui</w:t>
-            </w:r>
-          </w:p>
-        </w:tc>
-      </w:tr>
-      <w:tr>
-        <w:tc>
-          <w:tcPr>
-            <w:tcW w:w="4026" w:type="dxa"/>
+            <w:tcW w:w="3873" w:type="dxa"/>
+          </w:tcPr>
+          <w:p>
+            <w:pPr>
+              <w:pStyle w:val="TableText"/>
+              <w:jc w:val="left"/>
+            </w:pPr>
+            <w:r>
+              <w:rPr>
+                <w:rFonts w:ascii="Times New Roman" w:hAnsi="Times New Roman" w:eastAsia="Times New Roman" w:cs="Times New Roman"/>
+              </w:rPr>
+              <w:t xml:space="preserve">Проверка интерфейса</w:t>
+            </w:r>
+          </w:p>
+        </w:tc>
+        <w:tc>
+          <w:tcPr>
+            <w:tcW w:w="5482" w:type="dxa"/>
+          </w:tcPr>
+          <w:p>
+            <w:pPr>
+              <w:pStyle w:val="TableText"/>
+              <w:jc w:val="left"/>
+            </w:pPr>
+            <w:r>
+              <w:rPr>
+                <w:rFonts w:ascii="Courier New" w:hAnsi="Courier New" w:eastAsia="Courier New" w:cs="Courier New"/>
+              </w:rPr>
+              <w:t xml:space="preserve">cd lab01/​stat-server &amp;&amp; npm install jsdom &amp;&amp; npm run test:ui</w:t>
+            </w:r>
+          </w:p>
+        </w:tc>
+      </w:tr>
+      <w:tr>
+        <w:tc>
+          <w:tcPr>
+            <w:tcW w:w="3873" w:type="dxa"/>
           </w:tcPr>
           <w:p>
             <w:pPr>
@@ -20390,7 +20372,7 @@
         </w:tc>
         <w:tc>
           <w:tcPr>
-            <w:tcW w:w="5329" w:type="dxa"/>
+            <w:tcW w:w="5482" w:type="dxa"/>
           </w:tcPr>
           <w:p>
             <w:pPr>
@@ -20409,7 +20391,7 @@
       <w:tr>
         <w:tc>
           <w:tcPr>
-            <w:tcW w:w="4026" w:type="dxa"/>
+            <w:tcW w:w="3873" w:type="dxa"/>
           </w:tcPr>
           <w:p>
             <w:pPr>
@@ -20426,7 +20408,7 @@
         </w:tc>
         <w:tc>
           <w:tcPr>
-            <w:tcW w:w="5329" w:type="dxa"/>
+            <w:tcW w:w="5482" w:type="dxa"/>
           </w:tcPr>
           <w:p>
             <w:pPr>
@@ -20445,7 +20427,7 @@
       <w:tr>
         <w:tc>
           <w:tcPr>
-            <w:tcW w:w="4026" w:type="dxa"/>
+            <w:tcW w:w="3873" w:type="dxa"/>
           </w:tcPr>
           <w:p>
             <w:pPr>
@@ -20462,7 +20444,7 @@
         </w:tc>
         <w:tc>
           <w:tcPr>
-            <w:tcW w:w="5329" w:type="dxa"/>
+            <w:tcW w:w="5482" w:type="dxa"/>
           </w:tcPr>
           <w:p>
             <w:pPr>
@@ -20481,7 +20463,7 @@
       <w:tr>
         <w:tc>
           <w:tcPr>
-            <w:tcW w:w="4026" w:type="dxa"/>
+            <w:tcW w:w="3873" w:type="dxa"/>
           </w:tcPr>
           <w:p>
             <w:pPr>
@@ -20498,7 +20480,7 @@
         </w:tc>
         <w:tc>
           <w:tcPr>
-            <w:tcW w:w="5329" w:type="dxa"/>
+            <w:tcW w:w="5482" w:type="dxa"/>
           </w:tcPr>
           <w:p>
             <w:pPr>
@@ -20517,7 +20499,7 @@
       <w:tr>
         <w:tc>
           <w:tcPr>
-            <w:tcW w:w="4026" w:type="dxa"/>
+            <w:tcW w:w="3873" w:type="dxa"/>
           </w:tcPr>
           <w:p>
             <w:pPr>
@@ -20534,7 +20516,7 @@
         </w:tc>
         <w:tc>
           <w:tcPr>
-            <w:tcW w:w="5329" w:type="dxa"/>
+            <w:tcW w:w="5482" w:type="dxa"/>
           </w:tcPr>
           <w:p>
             <w:pPr>
@@ -20553,7 +20535,7 @@
       <w:tr>
         <w:tc>
           <w:tcPr>
-            <w:tcW w:w="4026" w:type="dxa"/>
+            <w:tcW w:w="3873" w:type="dxa"/>
           </w:tcPr>
           <w:p>
             <w:pPr>
@@ -20570,7 +20552,7 @@
         </w:tc>
         <w:tc>
           <w:tcPr>
-            <w:tcW w:w="5329" w:type="dxa"/>
+            <w:tcW w:w="5482" w:type="dxa"/>
           </w:tcPr>
           <w:p>
             <w:pPr>

--- a/lab01/report/build/report.docx
+++ b/lab01/report/build/report.docx
@@ -1174,7 +1174,18 @@
         <w:rPr>
           <w:rFonts w:ascii="Times New Roman" w:hAnsi="Times New Roman" w:eastAsia="Times New Roman" w:cs="Times New Roman"/>
         </w:rPr>
-        <w:t xml:space="preserve"> Необходимо разработать серверное программное обеспечение на любом языке программирования, реализующее логику работы в соответствии с вариантом. Данное серверное обеспечение должно взаимодействовать с пользователем посредством браузера, иметь web-интерфейс. Для реализации web-интерфейса необходимо создать файлы html, css и js. Файлы js должны обеспечивать функции управления пользовательскими действиями, обрабатывать нажатия на кнопки web-формы. Кроме того, необходимо добавить асинхронный вызов js (async, promise и т. д.). В css файле обеспечить адаптивную верстку под различные разрешения экрана с использованием @media. Реализованное программное обеспечение запускается в локальной сети. Демонстрируется работа приложения в браузере десктопной ОС (ПК) и в браузере мобильного телефона под управлением ОС Аврора.</w:t>
+        <w:t xml:space="preserve"> Необходимо разработать серверное программное обеспечение на любом языке программирования, реализующее логику работы в соответствии с вариантом. Данное серверное обеспечение должно взаимодействовать с пользователем посредством браузера, иметь web-интерфейс. Для реализации web-интерфейса необходимо создать файлы html, css и js. Файлы js должны обеспечивать функции управления пользовательскими действиями, обрабатывать нажатия на кнопки web-формы.</w:t>
+      </w:r>
+    </w:p>
+    <w:p>
+      <w:pPr>
+        <w:pStyle w:val="Quote"/>
+      </w:pPr>
+      <w:r>
+        <w:rPr>
+          <w:rFonts w:ascii="Times New Roman" w:hAnsi="Times New Roman" w:eastAsia="Times New Roman" w:cs="Times New Roman"/>
+        </w:rPr>
+        <w:t xml:space="preserve">Кроме того, необходимо добавить асинхронный вызов js (async, promise и т. д.). В css файле обеспечить адаптивную верстку под различные разрешения экрана с использованием @media. Реализованное программное обеспечение запускается в локальной сети. Демонстрируется работа приложения в браузере десктопной ОС (ПК) и в браузере мобильного телефона под управлением ОС Аврора.</w:t>
       </w:r>
     </w:p>
     <w:p>
@@ -15307,55 +15318,7 @@
         <w:rPr>
           <w:rFonts w:ascii="Times New Roman" w:hAnsi="Times New Roman" w:eastAsia="Times New Roman" w:cs="Times New Roman"/>
         </w:rPr>
-        <w:t xml:space="preserve">Модуль </w:t>
-      </w:r>
-      <w:r>
-        <w:rPr>
-          <w:rFonts w:ascii="Courier New" w:hAnsi="Courier New" w:eastAsia="Courier New" w:cs="Courier New"/>
-        </w:rPr>
-        <w:t xml:space="preserve">QtWebSockets</w:t>
-      </w:r>
-      <w:r>
-        <w:rPr>
-          <w:rFonts w:ascii="Times New Roman" w:hAnsi="Times New Roman" w:eastAsia="Times New Roman" w:cs="Times New Roman"/>
-        </w:rPr>
-        <w:t xml:space="preserve"> в SDK берётся из репозитория </w:t>
-      </w:r>
-      <w:r>
-        <w:rPr>
-          <w:rFonts w:ascii="Courier New" w:hAnsi="Courier New" w:eastAsia="Courier New" w:cs="Courier New"/>
-        </w:rPr>
-        <w:t xml:space="preserve">omp</w:t>
-      </w:r>
-      <w:r>
-        <w:rPr>
-          <w:rFonts w:ascii="Times New Roman" w:hAnsi="Times New Roman" w:eastAsia="Times New Roman" w:cs="Times New Roman"/>
-        </w:rPr>
-        <w:t xml:space="preserve">: без </w:t>
-      </w:r>
-      <w:r>
-        <w:rPr>
-          <w:rFonts w:ascii="Courier New" w:hAnsi="Courier New" w:eastAsia="Courier New" w:cs="Courier New"/>
-        </w:rPr>
-        <w:t xml:space="preserve">pkgconfig(Qt5WebSockets)</w:t>
-      </w:r>
-      <w:r>
-        <w:rPr>
-          <w:rFonts w:ascii="Times New Roman" w:hAnsi="Times New Roman" w:eastAsia="Times New Roman" w:cs="Times New Roman"/>
-        </w:rPr>
-        <w:t xml:space="preserve"> в </w:t>
-      </w:r>
-      <w:r>
-        <w:rPr>
-          <w:rFonts w:ascii="Courier New" w:hAnsi="Courier New" w:eastAsia="Courier New" w:cs="Courier New"/>
-        </w:rPr>
-        <w:t xml:space="preserve">spec</w:t>
-      </w:r>
-      <w:r>
-        <w:rPr>
-          <w:rFonts w:ascii="Times New Roman" w:hAnsi="Times New Roman" w:eastAsia="Times New Roman" w:cs="Times New Roman"/>
-        </w:rPr>
-        <w:t xml:space="preserve"> пакет не собирается, это единственная правка сборки, которая понадобилась.</w:t>
+        <w:t xml:space="preserve">Модуль QtWebSockets в SDK берётся из репозитория omp: в spec-файле нужно указать зависимость от него (BuildRequires), без этой строки пакет не собирается — это единственная правка сборки, которая понадобилась.</w:t>
       </w:r>
     </w:p>
     <w:p>

--- a/lab01/report/build/report.docx
+++ b/lab01/report/build/report.docx
@@ -138,7 +138,7 @@
         <w:rPr>
           <w:rFonts w:ascii="Times New Roman" w:hAnsi="Times New Roman" w:eastAsia="Times New Roman" w:cs="Times New Roman"/>
         </w:rPr>
-        <w:t xml:space="preserve">Выполнил: студент группы ИУ7-XX</w:t>
+        <w:t xml:space="preserve">Выполнил: студент группы М3О-208СВ-25</w:t>
       </w:r>
     </w:p>
     <w:p>
@@ -160,7 +160,7 @@
         <w:rPr>
           <w:rFonts w:ascii="Times New Roman" w:hAnsi="Times New Roman" w:eastAsia="Times New Roman" w:cs="Times New Roman"/>
         </w:rPr>
-        <w:t xml:space="preserve">Проверил: _________</w:t>
+        <w:t xml:space="preserve">Проверил: Титов Ю. П.</w:t>
       </w:r>
     </w:p>
     <w:p>

--- a/lab01/report/build/report.docx
+++ b/lab01/report/build/report.docx
@@ -85,7 +85,7 @@
         <w:rPr>
           <w:rFonts w:ascii="Times New Roman" w:hAnsi="Times New Roman" w:eastAsia="Times New Roman" w:cs="Times New Roman"/>
         </w:rPr>
-        <w:t xml:space="preserve">по лабораторным работам №1 и №2</w:t>
+        <w:t xml:space="preserve">по лабораторной работе №1</w:t>
       </w:r>
     </w:p>
     <w:p>
@@ -96,7 +96,7 @@
         <w:rPr>
           <w:rFonts w:ascii="Times New Roman" w:hAnsi="Times New Roman" w:eastAsia="Times New Roman" w:cs="Times New Roman"/>
         </w:rPr>
-        <w:t xml:space="preserve">«Взаимодействие с web-клиентом. Разработка мобильного клиента»</w:t>
+        <w:t xml:space="preserve">«Взаимодействие с web-клиентом»</w:t>
       </w:r>
     </w:p>
     <w:p>
@@ -176,6 +176,7 @@
     <w:p>
       <w:pPr>
         <w:pStyle w:val="TitleCenter"/>
+        <w:spacing w:before="4900"/>
         <w:sectPr>
           <w:type w:val="nextPage"/>
           <w:pgSz w:w="11906" w:h="16838"/>
@@ -266,7 +267,7 @@
         <w:rPr>
           <w:rFonts w:ascii="Times New Roman" w:hAnsi="Times New Roman" w:eastAsia="Times New Roman" w:cs="Times New Roman"/>
         </w:rPr>
-        <w:t xml:space="preserve">1.2 Требования лабораторной работы №1 и как они выполнены</w:t>
+        <w:t xml:space="preserve">1.2 Требования задания №1 и как они выполнены</w:t>
       </w:r>
       <w:r>
         <w:rPr>
@@ -292,7 +293,7 @@
         <w:rPr>
           <w:rFonts w:ascii="Times New Roman" w:hAnsi="Times New Roman" w:eastAsia="Times New Roman" w:cs="Times New Roman"/>
         </w:rPr>
-        <w:t xml:space="preserve">1.3 Требования лабораторной работы №2 и как они выполнены</w:t>
+        <w:t xml:space="preserve">1.3 Требования задания №2 и как они выполнены</w:t>
       </w:r>
       <w:r>
         <w:rPr>
@@ -318,7 +319,7 @@
         <w:rPr>
           <w:rFonts w:ascii="Times New Roman" w:hAnsi="Times New Roman" w:eastAsia="Times New Roman" w:cs="Times New Roman"/>
         </w:rPr>
-        <w:t xml:space="preserve">2. Статус выполнения работ</w:t>
+        <w:t xml:space="preserve">2. Статус выполнения заданий</w:t>
       </w:r>
       <w:r>
         <w:rPr>
@@ -396,7 +397,7 @@
         <w:rPr>
           <w:rFonts w:ascii="Times New Roman" w:hAnsi="Times New Roman" w:eastAsia="Times New Roman" w:cs="Times New Roman"/>
         </w:rPr>
-        <w:t xml:space="preserve">5. Работа №1. Сервер статистики и web-интерфейс</w:t>
+        <w:t xml:space="preserve">5. Задание №1. Сервер статистики и web-интерфейс</w:t>
       </w:r>
       <w:r>
         <w:rPr>
@@ -656,7 +657,7 @@
         <w:rPr>
           <w:rFonts w:ascii="Times New Roman" w:hAnsi="Times New Roman" w:eastAsia="Times New Roman" w:cs="Times New Roman"/>
         </w:rPr>
-        <w:t xml:space="preserve">6. Работа №2. Мобильный клиент под ОС Аврора</w:t>
+        <w:t xml:space="preserve">6. Задание №2. Мобильный клиент под ОС Аврора</w:t>
       </w:r>
       <w:r>
         <w:rPr>
@@ -812,7 +813,7 @@
         <w:rPr>
           <w:rFonts w:ascii="Times New Roman" w:hAnsi="Times New Roman" w:eastAsia="Times New Roman" w:cs="Times New Roman"/>
         </w:rPr>
-        <w:t xml:space="preserve">7. Архитектура обеих работ</w:t>
+        <w:t xml:space="preserve">7. Архитектура обоих заданий</w:t>
       </w:r>
       <w:r>
         <w:rPr>
@@ -1256,9 +1257,9 @@
         </w:tblCellMar>
       </w:tblPr>
       <w:tblGrid>
-        <w:gridCol w:w="1228"/>
-        <w:gridCol w:w="4081"/>
-        <w:gridCol w:w="4046"/>
+        <w:gridCol w:w="1285"/>
+        <w:gridCol w:w="4053"/>
+        <w:gridCol w:w="4017"/>
       </w:tblGrid>
       <w:tr>
         <w:trPr>
@@ -1266,7 +1267,7 @@
         </w:trPr>
         <w:tc>
           <w:tcPr>
-            <w:tcW w:w="1228" w:type="dxa"/>
+            <w:tcW w:w="1285" w:type="dxa"/>
             <w:shd w:val="clear" w:color="auto" w:fill="E8E8E8"/>
           </w:tcPr>
           <w:p>
@@ -1280,13 +1281,13 @@
                 <w:rFonts w:ascii="Times New Roman" w:hAnsi="Times New Roman" w:eastAsia="Times New Roman" w:cs="Times New Roman"/>
                 <w:b/>
               </w:rPr>
-              <w:t xml:space="preserve">Работа</w:t>
-            </w:r>
-          </w:p>
-        </w:tc>
-        <w:tc>
-          <w:tcPr>
-            <w:tcW w:w="4081" w:type="dxa"/>
+              <w:t xml:space="preserve">Задание</w:t>
+            </w:r>
+          </w:p>
+        </w:tc>
+        <w:tc>
+          <w:tcPr>
+            <w:tcW w:w="4053" w:type="dxa"/>
             <w:shd w:val="clear" w:color="auto" w:fill="E8E8E8"/>
           </w:tcPr>
           <w:p>
@@ -1306,7 +1307,7 @@
         </w:tc>
         <w:tc>
           <w:tcPr>
-            <w:tcW w:w="4046" w:type="dxa"/>
+            <w:tcW w:w="4017" w:type="dxa"/>
             <w:shd w:val="clear" w:color="auto" w:fill="E8E8E8"/>
           </w:tcPr>
           <w:p>
@@ -1328,7 +1329,7 @@
       <w:tr>
         <w:tc>
           <w:tcPr>
-            <w:tcW w:w="1228" w:type="dxa"/>
+            <w:tcW w:w="1285" w:type="dxa"/>
           </w:tcPr>
           <w:p>
             <w:pPr>
@@ -1345,7 +1346,7 @@
         </w:tc>
         <w:tc>
           <w:tcPr>
-            <w:tcW w:w="4081" w:type="dxa"/>
+            <w:tcW w:w="4053" w:type="dxa"/>
           </w:tcPr>
           <w:p>
             <w:pPr>
@@ -1362,7 +1363,7 @@
         </w:tc>
         <w:tc>
           <w:tcPr>
-            <w:tcW w:w="4046" w:type="dxa"/>
+            <w:tcW w:w="4017" w:type="dxa"/>
           </w:tcPr>
           <w:p>
             <w:pPr>
@@ -1387,7 +1388,7 @@
       <w:tr>
         <w:tc>
           <w:tcPr>
-            <w:tcW w:w="1228" w:type="dxa"/>
+            <w:tcW w:w="1285" w:type="dxa"/>
           </w:tcPr>
           <w:p>
             <w:pPr>
@@ -1404,7 +1405,7 @@
         </w:tc>
         <w:tc>
           <w:tcPr>
-            <w:tcW w:w="4081" w:type="dxa"/>
+            <w:tcW w:w="4053" w:type="dxa"/>
           </w:tcPr>
           <w:p>
             <w:pPr>
@@ -1421,7 +1422,7 @@
         </w:tc>
         <w:tc>
           <w:tcPr>
-            <w:tcW w:w="4046" w:type="dxa"/>
+            <w:tcW w:w="4017" w:type="dxa"/>
           </w:tcPr>
           <w:p>
             <w:pPr>
@@ -1446,7 +1447,7 @@
       <w:tr>
         <w:tc>
           <w:tcPr>
-            <w:tcW w:w="1228" w:type="dxa"/>
+            <w:tcW w:w="1285" w:type="dxa"/>
           </w:tcPr>
           <w:p>
             <w:pPr>
@@ -1463,7 +1464,7 @@
         </w:tc>
         <w:tc>
           <w:tcPr>
-            <w:tcW w:w="4081" w:type="dxa"/>
+            <w:tcW w:w="4053" w:type="dxa"/>
           </w:tcPr>
           <w:p>
             <w:pPr>
@@ -1486,13 +1487,13 @@
               <w:rPr>
                 <w:rFonts w:ascii="Times New Roman" w:hAnsi="Times New Roman" w:eastAsia="Times New Roman" w:cs="Times New Roman"/>
               </w:rPr>
-              <w:t xml:space="preserve"> на сервере работы №1</w:t>
-            </w:r>
-          </w:p>
-        </w:tc>
-        <w:tc>
-          <w:tcPr>
-            <w:tcW w:w="4046" w:type="dxa"/>
+              <w:t xml:space="preserve"> на сервере задания №1</w:t>
+            </w:r>
+          </w:p>
+        </w:tc>
+        <w:tc>
+          <w:tcPr>
+            <w:tcW w:w="4017" w:type="dxa"/>
           </w:tcPr>
           <w:p>
             <w:pPr>
@@ -1540,7 +1541,7 @@
         <w:rPr>
           <w:rFonts w:ascii="Times New Roman" w:hAnsi="Times New Roman" w:eastAsia="Times New Roman" w:cs="Times New Roman"/>
         </w:rPr>
-        <w:t xml:space="preserve">1.2 Требования лабораторной работы №1 и как они выполнены</w:t>
+        <w:t xml:space="preserve">1.2 Требования задания №1 и как они выполнены</w:t>
       </w:r>
     </w:p>
     <w:p>
@@ -1551,7 +1552,7 @@
         <w:rPr>
           <w:rFonts w:ascii="Times New Roman" w:hAnsi="Times New Roman" w:eastAsia="Times New Roman" w:cs="Times New Roman"/>
         </w:rPr>
-        <w:t xml:space="preserve">Таблица 2 — Требования лабораторной работы №1 и как они выполнены</w:t>
+        <w:t xml:space="preserve">Таблица 2 — Требования задания №1 и как они выполнены</w:t>
       </w:r>
     </w:p>
     <w:tbl>
@@ -3016,7 +3017,7 @@
         <w:rPr>
           <w:rFonts w:ascii="Times New Roman" w:hAnsi="Times New Roman" w:eastAsia="Times New Roman" w:cs="Times New Roman"/>
         </w:rPr>
-        <w:t xml:space="preserve">1.3 Требования лабораторной работы №2 и как они выполнены</w:t>
+        <w:t xml:space="preserve">1.3 Требования задания №2 и как они выполнены</w:t>
       </w:r>
     </w:p>
     <w:p>
@@ -3027,7 +3028,7 @@
         <w:rPr>
           <w:rFonts w:ascii="Times New Roman" w:hAnsi="Times New Roman" w:eastAsia="Times New Roman" w:cs="Times New Roman"/>
         </w:rPr>
-        <w:t xml:space="preserve">Таблица 3 — Требования лабораторной работы №2 и как они выполнены</w:t>
+        <w:t xml:space="preserve">Таблица 3 — Требования задания №2 и как они выполнены</w:t>
       </w:r>
     </w:p>
     <w:tbl>
@@ -3335,7 +3336,7 @@
               <w:rPr>
                 <w:rFonts w:ascii="Times New Roman" w:hAnsi="Times New Roman" w:eastAsia="Times New Roman" w:cs="Times New Roman"/>
               </w:rPr>
-              <w:t xml:space="preserve">Сервер работы №1 слушает </w:t>
+              <w:t xml:space="preserve">Сервер задания №1 слушает </w:t>
             </w:r>
             <w:r>
               <w:rPr>
@@ -3680,7 +3681,7 @@
         <w:rPr>
           <w:rFonts w:ascii="Times New Roman" w:hAnsi="Times New Roman" w:eastAsia="Times New Roman" w:cs="Times New Roman"/>
         </w:rPr>
-        <w:t xml:space="preserve">2. Статус выполнения работ</w:t>
+        <w:t xml:space="preserve">2. Статус выполнения заданий</w:t>
       </w:r>
     </w:p>
     <w:p>
@@ -3691,7 +3692,7 @@
         <w:rPr>
           <w:rFonts w:ascii="Times New Roman" w:hAnsi="Times New Roman" w:eastAsia="Times New Roman" w:cs="Times New Roman"/>
         </w:rPr>
-        <w:t xml:space="preserve">Таблица 4 — Статус выполнения работ</w:t>
+        <w:t xml:space="preserve">Таблица 4 — Статус выполнения заданий</w:t>
       </w:r>
     </w:p>
     <w:tbl>
@@ -3715,10 +3716,10 @@
         </w:tblCellMar>
       </w:tblPr>
       <w:tblGrid>
-        <w:gridCol w:w="1006"/>
-        <w:gridCol w:w="3684"/>
-        <w:gridCol w:w="1387"/>
-        <w:gridCol w:w="3278"/>
+        <w:gridCol w:w="1132"/>
+        <w:gridCol w:w="3608"/>
+        <w:gridCol w:w="1386"/>
+        <w:gridCol w:w="3229"/>
       </w:tblGrid>
       <w:tr>
         <w:trPr>
@@ -3726,7 +3727,7 @@
         </w:trPr>
         <w:tc>
           <w:tcPr>
-            <w:tcW w:w="1006" w:type="dxa"/>
+            <w:tcW w:w="1132" w:type="dxa"/>
             <w:shd w:val="clear" w:color="auto" w:fill="E8E8E8"/>
           </w:tcPr>
           <w:p>
@@ -3740,13 +3741,13 @@
                 <w:rFonts w:ascii="Times New Roman" w:hAnsi="Times New Roman" w:eastAsia="Times New Roman" w:cs="Times New Roman"/>
                 <w:b/>
               </w:rPr>
-              <w:t xml:space="preserve">Работа</w:t>
-            </w:r>
-          </w:p>
-        </w:tc>
-        <w:tc>
-          <w:tcPr>
-            <w:tcW w:w="3684" w:type="dxa"/>
+              <w:t xml:space="preserve">Задание</w:t>
+            </w:r>
+          </w:p>
+        </w:tc>
+        <w:tc>
+          <w:tcPr>
+            <w:tcW w:w="3608" w:type="dxa"/>
             <w:shd w:val="clear" w:color="auto" w:fill="E8E8E8"/>
           </w:tcPr>
           <w:p>
@@ -3766,7 +3767,7 @@
         </w:tc>
         <w:tc>
           <w:tcPr>
-            <w:tcW w:w="1387" w:type="dxa"/>
+            <w:tcW w:w="1386" w:type="dxa"/>
             <w:shd w:val="clear" w:color="auto" w:fill="E8E8E8"/>
           </w:tcPr>
           <w:p>
@@ -3786,7 +3787,7 @@
         </w:tc>
         <w:tc>
           <w:tcPr>
-            <w:tcW w:w="3278" w:type="dxa"/>
+            <w:tcW w:w="3229" w:type="dxa"/>
             <w:shd w:val="clear" w:color="auto" w:fill="E8E8E8"/>
           </w:tcPr>
           <w:p>
@@ -3808,7 +3809,7 @@
       <w:tr>
         <w:tc>
           <w:tcPr>
-            <w:tcW w:w="1006" w:type="dxa"/>
+            <w:tcW w:w="1132" w:type="dxa"/>
           </w:tcPr>
           <w:p>
             <w:pPr>
@@ -3825,7 +3826,7 @@
         </w:tc>
         <w:tc>
           <w:tcPr>
-            <w:tcW w:w="3684" w:type="dxa"/>
+            <w:tcW w:w="3608" w:type="dxa"/>
           </w:tcPr>
           <w:p>
             <w:pPr>
@@ -3842,7 +3843,7 @@
         </w:tc>
         <w:tc>
           <w:tcPr>
-            <w:tcW w:w="1387" w:type="dxa"/>
+            <w:tcW w:w="1386" w:type="dxa"/>
           </w:tcPr>
           <w:p>
             <w:pPr>
@@ -3859,7 +3860,7 @@
         </w:tc>
         <w:tc>
           <w:tcPr>
-            <w:tcW w:w="3278" w:type="dxa"/>
+            <w:tcW w:w="3229" w:type="dxa"/>
           </w:tcPr>
           <w:p>
             <w:pPr>
@@ -3884,7 +3885,7 @@
       <w:tr>
         <w:tc>
           <w:tcPr>
-            <w:tcW w:w="1006" w:type="dxa"/>
+            <w:tcW w:w="1132" w:type="dxa"/>
           </w:tcPr>
           <w:p>
             <w:pPr>
@@ -3901,7 +3902,7 @@
         </w:tc>
         <w:tc>
           <w:tcPr>
-            <w:tcW w:w="3684" w:type="dxa"/>
+            <w:tcW w:w="3608" w:type="dxa"/>
           </w:tcPr>
           <w:p>
             <w:pPr>
@@ -3918,7 +3919,7 @@
         </w:tc>
         <w:tc>
           <w:tcPr>
-            <w:tcW w:w="1387" w:type="dxa"/>
+            <w:tcW w:w="1386" w:type="dxa"/>
           </w:tcPr>
           <w:p>
             <w:pPr>
@@ -3935,7 +3936,7 @@
         </w:tc>
         <w:tc>
           <w:tcPr>
-            <w:tcW w:w="3278" w:type="dxa"/>
+            <w:tcW w:w="3229" w:type="dxa"/>
           </w:tcPr>
           <w:p>
             <w:pPr>
@@ -3954,7 +3955,7 @@
       <w:tr>
         <w:tc>
           <w:tcPr>
-            <w:tcW w:w="1006" w:type="dxa"/>
+            <w:tcW w:w="1132" w:type="dxa"/>
           </w:tcPr>
           <w:p>
             <w:pPr>
@@ -3971,7 +3972,7 @@
         </w:tc>
         <w:tc>
           <w:tcPr>
-            <w:tcW w:w="3684" w:type="dxa"/>
+            <w:tcW w:w="3608" w:type="dxa"/>
           </w:tcPr>
           <w:p>
             <w:pPr>
@@ -3988,7 +3989,7 @@
         </w:tc>
         <w:tc>
           <w:tcPr>
-            <w:tcW w:w="1387" w:type="dxa"/>
+            <w:tcW w:w="1386" w:type="dxa"/>
           </w:tcPr>
           <w:p>
             <w:pPr>
@@ -4005,7 +4006,7 @@
         </w:tc>
         <w:tc>
           <w:tcPr>
-            <w:tcW w:w="3278" w:type="dxa"/>
+            <w:tcW w:w="3229" w:type="dxa"/>
           </w:tcPr>
           <w:p>
             <w:pPr>
@@ -4036,7 +4037,7 @@
       <w:tr>
         <w:tc>
           <w:tcPr>
-            <w:tcW w:w="1006" w:type="dxa"/>
+            <w:tcW w:w="1132" w:type="dxa"/>
           </w:tcPr>
           <w:p>
             <w:pPr>
@@ -4053,7 +4054,7 @@
         </w:tc>
         <w:tc>
           <w:tcPr>
-            <w:tcW w:w="3684" w:type="dxa"/>
+            <w:tcW w:w="3608" w:type="dxa"/>
           </w:tcPr>
           <w:p>
             <w:pPr>
@@ -4076,7 +4077,7 @@
         </w:tc>
         <w:tc>
           <w:tcPr>
-            <w:tcW w:w="1387" w:type="dxa"/>
+            <w:tcW w:w="1386" w:type="dxa"/>
           </w:tcPr>
           <w:p>
             <w:pPr>
@@ -4093,7 +4094,7 @@
         </w:tc>
         <w:tc>
           <w:tcPr>
-            <w:tcW w:w="3278" w:type="dxa"/>
+            <w:tcW w:w="3229" w:type="dxa"/>
           </w:tcPr>
           <w:p>
             <w:pPr>
@@ -4118,7 +4119,7 @@
       <w:tr>
         <w:tc>
           <w:tcPr>
-            <w:tcW w:w="1006" w:type="dxa"/>
+            <w:tcW w:w="1132" w:type="dxa"/>
           </w:tcPr>
           <w:p>
             <w:pPr>
@@ -4135,7 +4136,7 @@
         </w:tc>
         <w:tc>
           <w:tcPr>
-            <w:tcW w:w="3684" w:type="dxa"/>
+            <w:tcW w:w="3608" w:type="dxa"/>
           </w:tcPr>
           <w:p>
             <w:pPr>
@@ -4152,7 +4153,7 @@
         </w:tc>
         <w:tc>
           <w:tcPr>
-            <w:tcW w:w="1387" w:type="dxa"/>
+            <w:tcW w:w="1386" w:type="dxa"/>
           </w:tcPr>
           <w:p>
             <w:pPr>
@@ -4169,7 +4170,7 @@
         </w:tc>
         <w:tc>
           <w:tcPr>
-            <w:tcW w:w="3278" w:type="dxa"/>
+            <w:tcW w:w="3229" w:type="dxa"/>
           </w:tcPr>
           <w:p>
             <w:pPr>
@@ -4194,7 +4195,7 @@
       <w:tr>
         <w:tc>
           <w:tcPr>
-            <w:tcW w:w="1006" w:type="dxa"/>
+            <w:tcW w:w="1132" w:type="dxa"/>
           </w:tcPr>
           <w:p>
             <w:pPr>
@@ -4211,7 +4212,7 @@
         </w:tc>
         <w:tc>
           <w:tcPr>
-            <w:tcW w:w="3684" w:type="dxa"/>
+            <w:tcW w:w="3608" w:type="dxa"/>
           </w:tcPr>
           <w:p>
             <w:pPr>
@@ -4228,7 +4229,7 @@
         </w:tc>
         <w:tc>
           <w:tcPr>
-            <w:tcW w:w="1387" w:type="dxa"/>
+            <w:tcW w:w="1386" w:type="dxa"/>
           </w:tcPr>
           <w:p>
             <w:pPr>
@@ -4245,7 +4246,7 @@
         </w:tc>
         <w:tc>
           <w:tcPr>
-            <w:tcW w:w="3278" w:type="dxa"/>
+            <w:tcW w:w="3229" w:type="dxa"/>
           </w:tcPr>
           <w:p>
             <w:pPr>
@@ -4264,7 +4265,7 @@
       <w:tr>
         <w:tc>
           <w:tcPr>
-            <w:tcW w:w="1006" w:type="dxa"/>
+            <w:tcW w:w="1132" w:type="dxa"/>
           </w:tcPr>
           <w:p>
             <w:pPr>
@@ -4281,7 +4282,7 @@
         </w:tc>
         <w:tc>
           <w:tcPr>
-            <w:tcW w:w="3684" w:type="dxa"/>
+            <w:tcW w:w="3608" w:type="dxa"/>
           </w:tcPr>
           <w:p>
             <w:pPr>
@@ -4298,7 +4299,7 @@
         </w:tc>
         <w:tc>
           <w:tcPr>
-            <w:tcW w:w="1387" w:type="dxa"/>
+            <w:tcW w:w="1386" w:type="dxa"/>
           </w:tcPr>
           <w:p>
             <w:pPr>
@@ -4315,7 +4316,7 @@
         </w:tc>
         <w:tc>
           <w:tcPr>
-            <w:tcW w:w="3278" w:type="dxa"/>
+            <w:tcW w:w="3229" w:type="dxa"/>
           </w:tcPr>
           <w:p>
             <w:pPr>
@@ -4346,7 +4347,7 @@
       <w:tr>
         <w:tc>
           <w:tcPr>
-            <w:tcW w:w="1006" w:type="dxa"/>
+            <w:tcW w:w="1132" w:type="dxa"/>
           </w:tcPr>
           <w:p>
             <w:pPr>
@@ -4363,7 +4364,7 @@
         </w:tc>
         <w:tc>
           <w:tcPr>
-            <w:tcW w:w="3684" w:type="dxa"/>
+            <w:tcW w:w="3608" w:type="dxa"/>
           </w:tcPr>
           <w:p>
             <w:pPr>
@@ -4380,7 +4381,7 @@
         </w:tc>
         <w:tc>
           <w:tcPr>
-            <w:tcW w:w="1387" w:type="dxa"/>
+            <w:tcW w:w="1386" w:type="dxa"/>
           </w:tcPr>
           <w:p>
             <w:pPr>
@@ -4397,7 +4398,7 @@
         </w:tc>
         <w:tc>
           <w:tcPr>
-            <w:tcW w:w="3278" w:type="dxa"/>
+            <w:tcW w:w="3229" w:type="dxa"/>
           </w:tcPr>
           <w:p>
             <w:pPr>
@@ -4428,7 +4429,7 @@
       <w:tr>
         <w:tc>
           <w:tcPr>
-            <w:tcW w:w="1006" w:type="dxa"/>
+            <w:tcW w:w="1132" w:type="dxa"/>
           </w:tcPr>
           <w:p>
             <w:pPr>
@@ -4445,7 +4446,7 @@
         </w:tc>
         <w:tc>
           <w:tcPr>
-            <w:tcW w:w="3684" w:type="dxa"/>
+            <w:tcW w:w="3608" w:type="dxa"/>
           </w:tcPr>
           <w:p>
             <w:pPr>
@@ -4462,7 +4463,7 @@
         </w:tc>
         <w:tc>
           <w:tcPr>
-            <w:tcW w:w="1387" w:type="dxa"/>
+            <w:tcW w:w="1386" w:type="dxa"/>
           </w:tcPr>
           <w:p>
             <w:pPr>
@@ -4479,7 +4480,7 @@
         </w:tc>
         <w:tc>
           <w:tcPr>
-            <w:tcW w:w="3278" w:type="dxa"/>
+            <w:tcW w:w="3229" w:type="dxa"/>
           </w:tcPr>
           <w:p>
             <w:pPr>
@@ -4504,7 +4505,7 @@
       <w:tr>
         <w:tc>
           <w:tcPr>
-            <w:tcW w:w="1006" w:type="dxa"/>
+            <w:tcW w:w="1132" w:type="dxa"/>
           </w:tcPr>
           <w:p>
             <w:pPr>
@@ -4521,7 +4522,7 @@
         </w:tc>
         <w:tc>
           <w:tcPr>
-            <w:tcW w:w="3684" w:type="dxa"/>
+            <w:tcW w:w="3608" w:type="dxa"/>
           </w:tcPr>
           <w:p>
             <w:pPr>
@@ -4538,7 +4539,7 @@
         </w:tc>
         <w:tc>
           <w:tcPr>
-            <w:tcW w:w="1387" w:type="dxa"/>
+            <w:tcW w:w="1386" w:type="dxa"/>
           </w:tcPr>
           <w:p>
             <w:pPr>
@@ -4555,7 +4556,7 @@
         </w:tc>
         <w:tc>
           <w:tcPr>
-            <w:tcW w:w="3278" w:type="dxa"/>
+            <w:tcW w:w="3229" w:type="dxa"/>
           </w:tcPr>
           <w:p>
             <w:pPr>
@@ -5202,7 +5203,7 @@
         <w:rPr>
           <w:rFonts w:ascii="Times New Roman" w:hAnsi="Times New Roman" w:eastAsia="Times New Roman" w:cs="Times New Roman"/>
         </w:rPr>
-        <w:t xml:space="preserve">), чтобы работа №2 не добавила зависимостей в работу №1.</w:t>
+        <w:t xml:space="preserve">), чтобы задание №2 не добавило зависимостей в задание №1.</w:t>
       </w:r>
     </w:p>
     <w:p>
@@ -5420,7 +5421,7 @@
         <w:rPr>
           <w:rFonts w:ascii="Courier New" w:hAnsi="Courier New" w:eastAsia="Courier New" w:cs="Courier New"/>
         </w:rPr>
-        <w:t xml:space="preserve">├── stat-server/                 работа №1: сервер и web-интерфейс</w:t>
+        <w:t xml:space="preserve">├── stat-server/                 задание №1: сервер и web-интерфейс</w:t>
       </w:r>
     </w:p>
     <w:p>
@@ -5717,7 +5718,7 @@
         <w:rPr>
           <w:rFonts w:ascii="Courier New" w:hAnsi="Courier New" w:eastAsia="Courier New" w:cs="Courier New"/>
         </w:rPr>
-        <w:t xml:space="preserve">├── aurora-app/                  работа №2: приложение под ОС Аврора</w:t>
+        <w:t xml:space="preserve">├── aurora-app/                  задание №2: приложение под ОС Аврора</w:t>
       </w:r>
     </w:p>
     <w:p>
@@ -5900,8 +5901,8 @@
         </w:tblCellMar>
       </w:tblPr>
       <w:tblGrid>
-        <w:gridCol w:w="7955"/>
-        <w:gridCol w:w="1400"/>
+        <w:gridCol w:w="7984"/>
+        <w:gridCol w:w="1371"/>
       </w:tblGrid>
       <w:tr>
         <w:trPr>
@@ -5909,7 +5910,7 @@
         </w:trPr>
         <w:tc>
           <w:tcPr>
-            <w:tcW w:w="7955" w:type="dxa"/>
+            <w:tcW w:w="7984" w:type="dxa"/>
             <w:shd w:val="clear" w:color="auto" w:fill="E8E8E8"/>
           </w:tcPr>
           <w:p>
@@ -5929,7 +5930,7 @@
         </w:tc>
         <w:tc>
           <w:tcPr>
-            <w:tcW w:w="1400" w:type="dxa"/>
+            <w:tcW w:w="1371" w:type="dxa"/>
             <w:shd w:val="clear" w:color="auto" w:fill="E8E8E8"/>
           </w:tcPr>
           <w:p>
@@ -5951,18 +5952,18 @@
       <w:tr>
         <w:tc>
           <w:tcPr>
-            <w:tcW w:w="7955" w:type="dxa"/>
-          </w:tcPr>
-          <w:p>
-            <w:pPr>
-              <w:pStyle w:val="TableText"/>
-              <w:jc w:val="left"/>
-            </w:pPr>
-            <w:r>
-              <w:rPr>
-                <w:rFonts w:ascii="Times New Roman" w:hAnsi="Times New Roman" w:eastAsia="Times New Roman" w:cs="Times New Roman"/>
-              </w:rPr>
-              <w:t xml:space="preserve">сервер работы №1 (</w:t>
+            <w:tcW w:w="7984" w:type="dxa"/>
+          </w:tcPr>
+          <w:p>
+            <w:pPr>
+              <w:pStyle w:val="TableText"/>
+              <w:jc w:val="left"/>
+            </w:pPr>
+            <w:r>
+              <w:rPr>
+                <w:rFonts w:ascii="Times New Roman" w:hAnsi="Times New Roman" w:eastAsia="Times New Roman" w:cs="Times New Roman"/>
+              </w:rPr>
+              <w:t xml:space="preserve">сервер задания №1 (</w:t>
             </w:r>
             <w:r>
               <w:rPr>
@@ -5980,7 +5981,7 @@
         </w:tc>
         <w:tc>
           <w:tcPr>
-            <w:tcW w:w="1400" w:type="dxa"/>
+            <w:tcW w:w="1371" w:type="dxa"/>
           </w:tcPr>
           <w:p>
             <w:pPr>
@@ -5999,18 +6000,18 @@
       <w:tr>
         <w:tc>
           <w:tcPr>
-            <w:tcW w:w="7955" w:type="dxa"/>
-          </w:tcPr>
-          <w:p>
-            <w:pPr>
-              <w:pStyle w:val="TableText"/>
-              <w:jc w:val="left"/>
-            </w:pPr>
-            <w:r>
-              <w:rPr>
-                <w:rFonts w:ascii="Times New Roman" w:hAnsi="Times New Roman" w:eastAsia="Times New Roman" w:cs="Times New Roman"/>
-              </w:rPr>
-              <w:t xml:space="preserve">клиентский JS работы №1 (</w:t>
+            <w:tcW w:w="7984" w:type="dxa"/>
+          </w:tcPr>
+          <w:p>
+            <w:pPr>
+              <w:pStyle w:val="TableText"/>
+              <w:jc w:val="left"/>
+            </w:pPr>
+            <w:r>
+              <w:rPr>
+                <w:rFonts w:ascii="Times New Roman" w:hAnsi="Times New Roman" w:eastAsia="Times New Roman" w:cs="Times New Roman"/>
+              </w:rPr>
+              <w:t xml:space="preserve">клиентский JS задания №1 (</w:t>
             </w:r>
             <w:r>
               <w:rPr>
@@ -6028,7 +6029,7 @@
         </w:tc>
         <w:tc>
           <w:tcPr>
-            <w:tcW w:w="1400" w:type="dxa"/>
+            <w:tcW w:w="1371" w:type="dxa"/>
           </w:tcPr>
           <w:p>
             <w:pPr>
@@ -6047,7 +6048,7 @@
       <w:tr>
         <w:tc>
           <w:tcPr>
-            <w:tcW w:w="7955" w:type="dxa"/>
+            <w:tcW w:w="7984" w:type="dxa"/>
           </w:tcPr>
           <w:p>
             <w:pPr>
@@ -6064,7 +6065,7 @@
         </w:tc>
         <w:tc>
           <w:tcPr>
-            <w:tcW w:w="1400" w:type="dxa"/>
+            <w:tcW w:w="1371" w:type="dxa"/>
           </w:tcPr>
           <w:p>
             <w:pPr>
@@ -6083,7 +6084,7 @@
       <w:tr>
         <w:tc>
           <w:tcPr>
-            <w:tcW w:w="7955" w:type="dxa"/>
+            <w:tcW w:w="7984" w:type="dxa"/>
           </w:tcPr>
           <w:p>
             <w:pPr>
@@ -6100,7 +6101,7 @@
         </w:tc>
         <w:tc>
           <w:tcPr>
-            <w:tcW w:w="1400" w:type="dxa"/>
+            <w:tcW w:w="1371" w:type="dxa"/>
           </w:tcPr>
           <w:p>
             <w:pPr>
@@ -6119,24 +6120,24 @@
       <w:tr>
         <w:tc>
           <w:tcPr>
-            <w:tcW w:w="7955" w:type="dxa"/>
-          </w:tcPr>
-          <w:p>
-            <w:pPr>
-              <w:pStyle w:val="TableText"/>
-              <w:jc w:val="left"/>
-            </w:pPr>
-            <w:r>
-              <w:rPr>
-                <w:rFonts w:ascii="Times New Roman" w:hAnsi="Times New Roman" w:eastAsia="Times New Roman" w:cs="Times New Roman"/>
-              </w:rPr>
-              <w:t xml:space="preserve">тесты работы №1</w:t>
-            </w:r>
-          </w:p>
-        </w:tc>
-        <w:tc>
-          <w:tcPr>
-            <w:tcW w:w="1400" w:type="dxa"/>
+            <w:tcW w:w="7984" w:type="dxa"/>
+          </w:tcPr>
+          <w:p>
+            <w:pPr>
+              <w:pStyle w:val="TableText"/>
+              <w:jc w:val="left"/>
+            </w:pPr>
+            <w:r>
+              <w:rPr>
+                <w:rFonts w:ascii="Times New Roman" w:hAnsi="Times New Roman" w:eastAsia="Times New Roman" w:cs="Times New Roman"/>
+              </w:rPr>
+              <w:t xml:space="preserve">тесты задания №1</w:t>
+            </w:r>
+          </w:p>
+        </w:tc>
+        <w:tc>
+          <w:tcPr>
+            <w:tcW w:w="1371" w:type="dxa"/>
           </w:tcPr>
           <w:p>
             <w:pPr>
@@ -6155,7 +6156,7 @@
       <w:tr>
         <w:tc>
           <w:tcPr>
-            <w:tcW w:w="7955" w:type="dxa"/>
+            <w:tcW w:w="7984" w:type="dxa"/>
           </w:tcPr>
           <w:p>
             <w:pPr>
@@ -6184,7 +6185,7 @@
         </w:tc>
         <w:tc>
           <w:tcPr>
-            <w:tcW w:w="1400" w:type="dxa"/>
+            <w:tcW w:w="1371" w:type="dxa"/>
           </w:tcPr>
           <w:p>
             <w:pPr>
@@ -6203,7 +6204,7 @@
       <w:tr>
         <w:tc>
           <w:tcPr>
-            <w:tcW w:w="7955" w:type="dxa"/>
+            <w:tcW w:w="7984" w:type="dxa"/>
           </w:tcPr>
           <w:p>
             <w:pPr>
@@ -6232,7 +6233,7 @@
         </w:tc>
         <w:tc>
           <w:tcPr>
-            <w:tcW w:w="1400" w:type="dxa"/>
+            <w:tcW w:w="1371" w:type="dxa"/>
           </w:tcPr>
           <w:p>
             <w:pPr>
@@ -6251,7 +6252,7 @@
       <w:tr>
         <w:tc>
           <w:tcPr>
-            <w:tcW w:w="7955" w:type="dxa"/>
+            <w:tcW w:w="7984" w:type="dxa"/>
           </w:tcPr>
           <w:p>
             <w:pPr>
@@ -6269,7 +6270,7 @@
         </w:tc>
         <w:tc>
           <w:tcPr>
-            <w:tcW w:w="1400" w:type="dxa"/>
+            <w:tcW w:w="1371" w:type="dxa"/>
           </w:tcPr>
           <w:p>
             <w:pPr>
@@ -6300,7 +6301,7 @@
         <w:rPr>
           <w:rFonts w:ascii="Times New Roman" w:hAnsi="Times New Roman" w:eastAsia="Times New Roman" w:cs="Times New Roman"/>
         </w:rPr>
-        <w:t xml:space="preserve">5. Работа №1. Сервер статистики и web-интерфейс</w:t>
+        <w:t xml:space="preserve">5. Задание №1. Сервер статистики и web-интерфейс</w:t>
       </w:r>
     </w:p>
     <w:p>
@@ -11607,7 +11608,7 @@
         <w:rPr>
           <w:rFonts w:ascii="Times New Roman" w:hAnsi="Times New Roman" w:eastAsia="Times New Roman" w:cs="Times New Roman"/>
         </w:rPr>
-        <w:t xml:space="preserve">6. Работа №2. Мобильный клиент под ОС Аврора</w:t>
+        <w:t xml:space="preserve">6. Задание №2. Мобильный клиент под ОС Аврора</w:t>
       </w:r>
     </w:p>
     <w:p>
@@ -11629,7 +11630,7 @@
         <w:rPr>
           <w:rFonts w:ascii="Times New Roman" w:hAnsi="Times New Roman" w:eastAsia="Times New Roman" w:cs="Times New Roman"/>
         </w:rPr>
-        <w:t xml:space="preserve">Кроме HTTP-API сервер работы №1 предоставляет канал </w:t>
+        <w:t xml:space="preserve">Кроме HTTP-API сервер задания №1 предоставляет канал </w:t>
       </w:r>
       <w:r>
         <w:rPr>
@@ -15996,7 +15997,7 @@
         <w:rPr>
           <w:rFonts w:ascii="Times New Roman" w:hAnsi="Times New Roman" w:eastAsia="Times New Roman" w:cs="Times New Roman"/>
         </w:rPr>
-        <w:t xml:space="preserve">7. Архитектура обеих работ</w:t>
+        <w:t xml:space="preserve">7. Архитектура обоих заданий</w:t>
       </w:r>
     </w:p>
     <w:p>
@@ -16061,7 +16062,7 @@
         <w:rPr>
           <w:rFonts w:ascii="Times New Roman" w:hAnsi="Times New Roman" w:eastAsia="Times New Roman" w:cs="Times New Roman"/>
         </w:rPr>
-        <w:t xml:space="preserve">Таблица 20 — Архитектура обеих работ</w:t>
+        <w:t xml:space="preserve">Таблица 20 — Архитектура обоих заданий</w:t>
       </w:r>
     </w:p>
     <w:tbl>
@@ -18743,7 +18744,7 @@
         <w:rPr>
           <w:rFonts w:ascii="Times New Roman" w:hAnsi="Times New Roman" w:eastAsia="Times New Roman" w:cs="Times New Roman"/>
         </w:rPr>
-        <w:t xml:space="preserve"> (работа №2) запущено на эмуляторе Aurora OS 5.1.1.60 и подключено к серверу на ПК по каналу </w:t>
+        <w:t xml:space="preserve"> (задание №2) запущено на эмуляторе Aurora OS 5.1.1.60 и подключено к серверу на ПК по каналу </w:t>
       </w:r>
       <w:r>
         <w:rPr>
@@ -19854,7 +19855,7 @@
         <w:rPr>
           <w:rFonts w:ascii="Times New Roman" w:hAnsi="Times New Roman" w:eastAsia="Times New Roman" w:cs="Times New Roman"/>
         </w:rPr>
-        <w:t xml:space="preserve">1.Работа №1 выполнена полностью: сервер на Node.js без внешних зависимостей, 5 страниц web-интерфейса, асинхронный сбор статистики через JS, сохранение в JSON и визуализация графиками. Все требования задания проверены: </w:t>
+        <w:t xml:space="preserve">1.Задание №1 выполнено полностью: сервер на Node.js без внешних зависимостей, 5 страниц web-интерфейса, асинхронный сбор статистики через JS, сохранение в JSON и визуализация графиками. Все требования задания проверены: </w:t>
       </w:r>
       <w:r>
         <w:rPr>
@@ -19935,7 +19936,7 @@
         <w:rPr>
           <w:rFonts w:ascii="Times New Roman" w:hAnsi="Times New Roman" w:eastAsia="Times New Roman" w:cs="Times New Roman"/>
         </w:rPr>
-        <w:t xml:space="preserve">4.Работа №2 выполнена на Qt/QML (Aurora SDK 5.1.1.60): приложение </w:t>
+        <w:t xml:space="preserve">4.Задание №2 выполнено на Qt/QML (Aurora SDK 5.1.1.60): приложение </w:t>
       </w:r>
       <w:r>
         <w:rPr>
@@ -19947,7 +19948,7 @@
         <w:rPr>
           <w:rFonts w:ascii="Times New Roman" w:hAnsi="Times New Roman" w:eastAsia="Times New Roman" w:cs="Times New Roman"/>
         </w:rPr>
-        <w:t xml:space="preserve"> собирается в пакет RPM, устанавливается на устройство под управлением Авроры и обменивается с сервером работы №1 данными через web-socket-канал </w:t>
+        <w:t xml:space="preserve"> собирается в пакет RPM, устанавливается на устройство под управлением Авроры и обменивается с сервером задания №1 данными через web-socket-канал </w:t>
       </w:r>
       <w:r>
         <w:rPr>
@@ -20041,7 +20042,7 @@
         <w:rPr>
           <w:rFonts w:ascii="Times New Roman" w:hAnsi="Times New Roman" w:eastAsia="Times New Roman" w:cs="Times New Roman"/>
         </w:rPr>
-        <w:t xml:space="preserve">6.Обе работы дают один проект: web-клиент (браузер) и мобильный клиент (Qt/QML) используют одно хранилище и одни метрики, поэтому статистика с телефона и с ПК суммируется в тех же графиках.</w:t>
+        <w:t xml:space="preserve">6.Оба задания дают один проект: web-клиент (браузер) и мобильный клиент (Qt/QML) используют одно хранилище и одни метрики, поэтому статистика с телефона и с ПК суммируется в тех же графиках.</w:t>
       </w:r>
     </w:p>
     <w:p>

--- a/lab01/report/build/report.docx
+++ b/lab01/report/build/report.docx
@@ -26,7 +26,7 @@
         <w:rPr>
           <w:rFonts w:ascii="Times New Roman" w:hAnsi="Times New Roman" w:eastAsia="Times New Roman" w:cs="Times New Roman"/>
         </w:rPr>
-        <w:t xml:space="preserve">ФГБОУ ВО «Московский авиационный институт (национальный исследовательский университет)»</w:t>
+        <w:t xml:space="preserve">федеральное государственное автономное образовательное учреждение</w:t>
       </w:r>
     </w:p>
     <w:p>
@@ -37,6 +37,28 @@
         <w:rPr>
           <w:rFonts w:ascii="Times New Roman" w:hAnsi="Times New Roman" w:eastAsia="Times New Roman" w:cs="Times New Roman"/>
         </w:rPr>
+        <w:t xml:space="preserve">высшего образования «Московский авиационный институт</w:t>
+      </w:r>
+    </w:p>
+    <w:p>
+      <w:pPr>
+        <w:pStyle w:val="TitleCenter"/>
+      </w:pPr>
+      <w:r>
+        <w:rPr>
+          <w:rFonts w:ascii="Times New Roman" w:hAnsi="Times New Roman" w:eastAsia="Times New Roman" w:cs="Times New Roman"/>
+        </w:rPr>
+        <w:t xml:space="preserve">(национальный исследовательский университет)»</w:t>
+      </w:r>
+    </w:p>
+    <w:p>
+      <w:pPr>
+        <w:pStyle w:val="TitleCenter"/>
+      </w:pPr>
+      <w:r>
+        <w:rPr>
+          <w:rFonts w:ascii="Times New Roman" w:hAnsi="Times New Roman" w:eastAsia="Times New Roman" w:cs="Times New Roman"/>
+        </w:rPr>
         <w:t xml:space="preserve">Институт №4 «Системы и средства связи»</w:t>
       </w:r>
     </w:p>
@@ -176,7 +198,7 @@
     <w:p>
       <w:pPr>
         <w:pStyle w:val="TitleCenter"/>
-        <w:spacing w:before="4900"/>
+        <w:spacing w:before="4480"/>
         <w:sectPr>
           <w:type w:val="nextPage"/>
           <w:pgSz w:w="11906" w:h="16838"/>
